--- a/Kubernetes/Kubernetes.docx
+++ b/Kubernetes/Kubernetes.docx
@@ -1196,15 +1196,7 @@
         <w:sym w:font="Wingdings" w:char="F0E0"/>
       </w:r>
       <w:r>
-        <w:t xml:space="preserve"> In Kubernetes, containers and Pods are considered ephemeral because they can be </w:t>
-      </w:r>
-      <w:proofErr w:type="gramStart"/>
-      <w:r>
-        <w:t>created,  destroyed</w:t>
-      </w:r>
-      <w:proofErr w:type="gramEnd"/>
-      <w:r>
-        <w:t>, and replaced at any time.</w:t>
+        <w:t xml:space="preserve"> In Kubernetes, containers and Pods are considered ephemeral because they can be created,  destroyed, and replaced at any time.</w:t>
       </w:r>
     </w:p>
     <w:p>
@@ -2784,23 +2776,7 @@
         </w:tabs>
       </w:pPr>
       <w:r>
-        <w:t xml:space="preserve">         (</w:t>
-      </w:r>
-      <w:proofErr w:type="gramStart"/>
-      <w:r>
-        <w:t xml:space="preserve">Master)   </w:t>
-      </w:r>
-      <w:proofErr w:type="gramEnd"/>
-      <w:r>
-        <w:t xml:space="preserve">                                                                                                            </w:t>
-      </w:r>
-      <w:proofErr w:type="gramStart"/>
-      <w:r>
-        <w:t xml:space="preserve">   (</w:t>
-      </w:r>
-      <w:proofErr w:type="gramEnd"/>
-      <w:r>
-        <w:t>Workers)</w:t>
+        <w:t xml:space="preserve">         (Master)                                                                                                                  (Workers)</w:t>
       </w:r>
     </w:p>
     <w:p>
@@ -3715,13 +3691,8 @@
         </w:tabs>
         <w:ind w:left="720"/>
       </w:pPr>
-      <w:proofErr w:type="gramStart"/>
-      <w:r>
-        <w:t>Actual  =</w:t>
-      </w:r>
-      <w:proofErr w:type="gramEnd"/>
-      <w:r>
-        <w:t xml:space="preserve"> 2 Pods</w:t>
+      <w:r>
+        <w:t>Actual  = 2 Pods</w:t>
       </w:r>
     </w:p>
     <w:p>
@@ -4800,34 +4771,17 @@
           <w:b/>
           <w:bCs/>
         </w:rPr>
-        <w:t xml:space="preserve">6. Example: Deploying an </w:t>
-      </w:r>
-      <w:proofErr w:type="gramStart"/>
-      <w:r>
-        <w:rPr>
-          <w:b/>
-          <w:bCs/>
-        </w:rPr>
-        <w:t>Application</w:t>
-      </w:r>
-      <w:proofErr w:type="gramEnd"/>
-    </w:p>
-    <w:p>
-      <w:pPr>
-        <w:tabs>
-          <w:tab w:val="left" w:pos="6067"/>
-        </w:tabs>
-      </w:pPr>
-      <w:r>
-        <w:t xml:space="preserve">Suppose you want to deploy </w:t>
-      </w:r>
-      <w:proofErr w:type="gramStart"/>
-      <w:r>
-        <w:t>an</w:t>
-      </w:r>
-      <w:proofErr w:type="gramEnd"/>
-      <w:r>
-        <w:t xml:space="preserve"> Nginx application.</w:t>
+        <w:t>6. Example: Deploying an Application</w:t>
+      </w:r>
+    </w:p>
+    <w:p>
+      <w:pPr>
+        <w:tabs>
+          <w:tab w:val="left" w:pos="6067"/>
+        </w:tabs>
+      </w:pPr>
+      <w:r>
+        <w:t>Suppose you want to deploy an Nginx application.</w:t>
       </w:r>
     </w:p>
     <w:p>
@@ -5240,23 +5194,7 @@
         </w:tabs>
       </w:pPr>
       <w:r>
-        <w:t xml:space="preserve">      (</w:t>
-      </w:r>
-      <w:proofErr w:type="gramStart"/>
-      <w:r>
-        <w:t xml:space="preserve">Master)   </w:t>
-      </w:r>
-      <w:proofErr w:type="gramEnd"/>
-      <w:r>
-        <w:t xml:space="preserve">                                                                                                            </w:t>
-      </w:r>
-      <w:proofErr w:type="gramStart"/>
-      <w:r>
-        <w:t xml:space="preserve">   (</w:t>
-      </w:r>
-      <w:proofErr w:type="gramEnd"/>
-      <w:r>
-        <w:t>Worker Nodes)</w:t>
+        <w:t xml:space="preserve">      (Master)                                                                                                                  (Worker Nodes)</w:t>
       </w:r>
     </w:p>
     <w:p>
@@ -6396,27 +6334,7 @@
           <w:sz w:val="32"/>
           <w:szCs w:val="32"/>
         </w:rPr>
-        <w:t xml:space="preserve">3.) How to Manage Hundreds of Kubernetes </w:t>
-      </w:r>
-      <w:proofErr w:type="gramStart"/>
-      <w:r>
-        <w:rPr>
-          <w:b/>
-          <w:bCs/>
-          <w:sz w:val="32"/>
-          <w:szCs w:val="32"/>
-        </w:rPr>
-        <w:t>clusters ???</w:t>
-      </w:r>
-      <w:proofErr w:type="gramEnd"/>
-      <w:r>
-        <w:rPr>
-          <w:b/>
-          <w:bCs/>
-          <w:sz w:val="32"/>
-          <w:szCs w:val="32"/>
-        </w:rPr>
-        <w:t xml:space="preserve"> | KOPS</w:t>
+        <w:t>3.) How to Manage Hundreds of Kubernetes clusters ??? | KOPS</w:t>
       </w:r>
     </w:p>
     <w:p>
@@ -6670,13 +6588,8 @@
           <w:tab w:val="left" w:pos="6067"/>
         </w:tabs>
       </w:pPr>
-      <w:proofErr w:type="gramStart"/>
-      <w:r>
-        <w:t>So</w:t>
-      </w:r>
-      <w:proofErr w:type="gramEnd"/>
-      <w:r>
-        <w:t xml:space="preserve"> a DevOps engineer needs tools that can manage the </w:t>
+      <w:r>
+        <w:t xml:space="preserve">So a DevOps engineer needs tools that can manage the </w:t>
       </w:r>
       <w:r>
         <w:rPr>
@@ -6838,13 +6751,8 @@
                 <w:tab w:val="left" w:pos="6067"/>
               </w:tabs>
             </w:pPr>
-            <w:proofErr w:type="gramStart"/>
             <w:r>
-              <w:t>Usually</w:t>
-            </w:r>
-            <w:proofErr w:type="gramEnd"/>
-            <w:r>
-              <w:t xml:space="preserve"> single node</w:t>
+              <w:t>Usually single node</w:t>
             </w:r>
           </w:p>
         </w:tc>
@@ -11544,13 +11452,8 @@
         <w:ind w:left="720"/>
       </w:pPr>
       <w:r>
-        <w:t xml:space="preserve">Your </w:t>
-      </w:r>
-      <w:proofErr w:type="gramStart"/>
-      <w:r>
-        <w:t>Laptop</w:t>
-      </w:r>
-      <w:proofErr w:type="gramEnd"/>
+        <w:t>Your Laptop</w:t>
+      </w:r>
     </w:p>
     <w:p>
       <w:pPr>
@@ -11872,12 +11775,10 @@
         <w:t xml:space="preserve">notepad </w:t>
       </w:r>
       <w:proofErr w:type="spellStart"/>
-      <w:proofErr w:type="gramStart"/>
       <w:r>
         <w:t>pod.yaml</w:t>
       </w:r>
       <w:proofErr w:type="spellEnd"/>
-      <w:proofErr w:type="gramEnd"/>
       <w:r>
         <w:t>” to create .</w:t>
       </w:r>
@@ -11975,22 +11876,12 @@
         <w:t xml:space="preserve"> create -f </w:t>
       </w:r>
       <w:proofErr w:type="spellStart"/>
-      <w:proofErr w:type="gramStart"/>
       <w:r>
         <w:t>pod.yaml</w:t>
       </w:r>
       <w:proofErr w:type="spellEnd"/>
-      <w:proofErr w:type="gramEnd"/>
-      <w:r>
-        <w:t xml:space="preserve">: This will </w:t>
-      </w:r>
-      <w:proofErr w:type="gramStart"/>
-      <w:r>
-        <w:t>creates</w:t>
-      </w:r>
-      <w:proofErr w:type="gramEnd"/>
-      <w:r>
-        <w:t xml:space="preserve"> the pod</w:t>
+      <w:r>
+        <w:t>: This will creates the pod</w:t>
       </w:r>
       <w:r>
         <w:t>. We can also use “</w:t>
@@ -12004,12 +11895,10 @@
         <w:t xml:space="preserve"> apply -f </w:t>
       </w:r>
       <w:proofErr w:type="spellStart"/>
-      <w:proofErr w:type="gramStart"/>
       <w:r>
         <w:t>pod.yaml</w:t>
       </w:r>
       <w:proofErr w:type="spellEnd"/>
-      <w:proofErr w:type="gramEnd"/>
       <w:r>
         <w:t>”</w:t>
       </w:r>
@@ -12515,12 +12404,10 @@
         <w:t xml:space="preserve">In </w:t>
       </w:r>
       <w:proofErr w:type="spellStart"/>
-      <w:proofErr w:type="gramStart"/>
       <w:r>
         <w:t>pod.yaml</w:t>
       </w:r>
       <w:proofErr w:type="spellEnd"/>
-      <w:proofErr w:type="gramEnd"/>
       <w:r>
         <w:t xml:space="preserve">, we can also add volumes, </w:t>
       </w:r>
@@ -12869,15 +12756,7 @@
       </w:r>
       <w:proofErr w:type="spellEnd"/>
       <w:r>
-        <w:t xml:space="preserve"> logs &lt;</w:t>
-      </w:r>
-      <w:proofErr w:type="spellStart"/>
-      <w:r>
-        <w:t>pod_name</w:t>
-      </w:r>
-      <w:proofErr w:type="spellEnd"/>
-      <w:r>
-        <w:t>&gt;</w:t>
+        <w:t xml:space="preserve"> logs &lt;pod_name&gt;</w:t>
       </w:r>
     </w:p>
     <w:p>
@@ -15098,12 +14977,10 @@
         <w:t>Create “</w:t>
       </w:r>
       <w:proofErr w:type="spellStart"/>
-      <w:proofErr w:type="gramStart"/>
       <w:r>
         <w:t>deployment.yaml</w:t>
       </w:r>
       <w:proofErr w:type="spellEnd"/>
-      <w:proofErr w:type="gramEnd"/>
       <w:r>
         <w:t>” file using (“</w:t>
       </w:r>
@@ -15111,12 +14988,10 @@
         <w:t>notepad "</w:t>
       </w:r>
       <w:proofErr w:type="spellStart"/>
-      <w:proofErr w:type="gramStart"/>
       <w:r>
         <w:t>deployment.yaml</w:t>
       </w:r>
       <w:proofErr w:type="spellEnd"/>
-      <w:proofErr w:type="gramEnd"/>
       <w:r>
         <w:t>"</w:t>
       </w:r>
@@ -15164,12 +15039,10 @@
         <w:t xml:space="preserve"> and paste in </w:t>
       </w:r>
       <w:proofErr w:type="spellStart"/>
-      <w:proofErr w:type="gramStart"/>
       <w:r>
         <w:t>deployment.yaml</w:t>
       </w:r>
       <w:proofErr w:type="spellEnd"/>
-      <w:proofErr w:type="gramEnd"/>
       <w:r>
         <w:t xml:space="preserve"> </w:t>
       </w:r>
@@ -15211,12 +15084,10 @@
         <w:t xml:space="preserve"> apply -f </w:t>
       </w:r>
       <w:proofErr w:type="spellStart"/>
-      <w:proofErr w:type="gramStart"/>
       <w:r>
         <w:t>deployment.yaml</w:t>
       </w:r>
       <w:proofErr w:type="spellEnd"/>
-      <w:proofErr w:type="gramEnd"/>
       <w:r>
         <w:t xml:space="preserve">” </w:t>
       </w:r>
@@ -16018,13 +15889,8 @@
           <w:tab w:val="left" w:pos="6067"/>
         </w:tabs>
       </w:pPr>
-      <w:proofErr w:type="gramStart"/>
-      <w:r>
-        <w:t>So</w:t>
-      </w:r>
-      <w:proofErr w:type="gramEnd"/>
-      <w:r>
-        <w:t xml:space="preserve"> it automatically creates a </w:t>
+      <w:r>
+        <w:t xml:space="preserve">So it automatically creates a </w:t>
       </w:r>
       <w:r>
         <w:rPr>
@@ -16306,16 +16172,7 @@
           <w:szCs w:val="32"/>
         </w:rPr>
         <w:lastRenderedPageBreak/>
-        <w:t xml:space="preserve">6.) </w:t>
-      </w:r>
-      <w:r>
-        <w:rPr>
-          <w:b/>
-          <w:bCs/>
-          <w:sz w:val="32"/>
-          <w:szCs w:val="32"/>
-        </w:rPr>
-        <w:t>EVERYTHING ABOUT KUBERNETES SERVICES | DISCOVERY | LOAD BALANCING | NETWORKING</w:t>
+        <w:t>6.) EVERYTHING ABOUT KUBERNETES SERVICES | DISCOVERY | LOAD BALANCING | NETWORKING</w:t>
       </w:r>
     </w:p>
     <w:p>
@@ -16351,23 +16208,7 @@
           <w:b/>
           <w:bCs/>
         </w:rPr>
-        <w:t xml:space="preserve">NOTE: Ideal pod number </w:t>
-      </w:r>
-      <w:proofErr w:type="gramStart"/>
-      <w:r>
-        <w:rPr>
-          <w:b/>
-          <w:bCs/>
-        </w:rPr>
-        <w:t>is depends</w:t>
-      </w:r>
-      <w:proofErr w:type="gramEnd"/>
-      <w:r>
-        <w:rPr>
-          <w:b/>
-          <w:bCs/>
-        </w:rPr>
-        <w:t xml:space="preserve"> on requirement</w:t>
+        <w:t>NOTE: Ideal pod number is depends on requirement</w:t>
       </w:r>
     </w:p>
     <w:p>
@@ -16550,15 +16391,7 @@
         <w:t>.</w:t>
       </w:r>
       <w:r>
-        <w:t xml:space="preserve"> </w:t>
-      </w:r>
-      <w:proofErr w:type="gramStart"/>
-      <w:r>
-        <w:t>(</w:t>
-      </w:r>
-      <w:proofErr w:type="gramEnd"/>
-      <w:r>
-        <w:t>IMPORTANT)</w:t>
+        <w:t xml:space="preserve"> (IMPORTANT)</w:t>
       </w:r>
     </w:p>
     <w:p>
@@ -16581,10 +16414,7 @@
         </w:rPr>
       </w:pPr>
       <w:r>
-        <w:t xml:space="preserve">          </w:t>
-      </w:r>
-      <w:r>
-        <w:t xml:space="preserve">Pod-1 → 10.244.1.10 </w:t>
+        <w:t xml:space="preserve">          Pod-1 → 10.244.1.10 </w:t>
       </w:r>
       <w:r>
         <w:rPr>
@@ -17499,10 +17329,7 @@
         <w:sym w:font="Wingdings" w:char="F0E0"/>
       </w:r>
       <w:r>
-        <w:t xml:space="preserve"> </w:t>
-      </w:r>
-      <w:r>
-        <w:t>The frontend should not need to know all three IP addresses.</w:t>
+        <w:t xml:space="preserve"> The frontend should not need to know all three IP addresses.</w:t>
       </w:r>
     </w:p>
     <w:p>
@@ -17515,10 +17342,7 @@
         <w:sym w:font="Wingdings" w:char="F0E0"/>
       </w:r>
       <w:r>
-        <w:t xml:space="preserve"> </w:t>
-      </w:r>
-      <w:r>
-        <w:t>Solution: Service provides one endpoint and distributes traffic among backend Pods.</w:t>
+        <w:t xml:space="preserve"> Solution: Service provides one endpoint and distributes traffic among backend Pods.</w:t>
       </w:r>
     </w:p>
     <w:p>
@@ -17542,10 +17366,7 @@
         <w:sym w:font="Wingdings" w:char="F0E0"/>
       </w:r>
       <w:r>
-        <w:t xml:space="preserve"> </w:t>
-      </w:r>
-      <w:r>
-        <w:t>Suppose your application is running inside Kubernetes.</w:t>
+        <w:t xml:space="preserve"> Suppose your application is running inside Kubernetes.</w:t>
       </w:r>
     </w:p>
     <w:p>
@@ -17558,10 +17379,7 @@
         <w:sym w:font="Wingdings" w:char="F0E0"/>
       </w:r>
       <w:r>
-        <w:t xml:space="preserve"> </w:t>
-      </w:r>
-      <w:r>
-        <w:t>How can users outside the cluster access it?</w:t>
+        <w:t xml:space="preserve"> How can users outside the cluster access it?</w:t>
       </w:r>
     </w:p>
     <w:p>
@@ -17574,10 +17392,7 @@
         <w:sym w:font="Wingdings" w:char="F0E0"/>
       </w:r>
       <w:r>
-        <w:t xml:space="preserve"> </w:t>
-      </w:r>
-      <w:r>
-        <w:t xml:space="preserve">Solution: Services such as </w:t>
+        <w:t xml:space="preserve"> Solution: Services such as </w:t>
       </w:r>
       <w:proofErr w:type="spellStart"/>
       <w:r>
@@ -17669,6 +17484,7 @@
         <w:rPr>
           <w:b/>
           <w:bCs/>
+          <w:noProof/>
         </w:rPr>
         <w:drawing>
           <wp:inline distT="0" distB="0" distL="0" distR="0" wp14:anchorId="458DBAA3" wp14:editId="693DD229">
@@ -17839,6 +17655,7 @@
         <w:rPr>
           <w:b/>
           <w:bCs/>
+          <w:noProof/>
         </w:rPr>
         <w:lastRenderedPageBreak/>
         <w:drawing>
@@ -17892,6 +17709,7 @@
         <w:rPr>
           <w:b/>
           <w:bCs/>
+          <w:noProof/>
         </w:rPr>
         <w:drawing>
           <wp:inline distT="0" distB="0" distL="0" distR="0" wp14:anchorId="7FCD76DF" wp14:editId="0BAD3597">
@@ -17991,6 +17809,7 @@
         <w:rPr>
           <w:b/>
           <w:bCs/>
+          <w:noProof/>
         </w:rPr>
         <w:drawing>
           <wp:inline distT="0" distB="0" distL="0" distR="0" wp14:anchorId="382069CF" wp14:editId="4E88046A">
@@ -18036,13 +17855,7 @@
         </w:tabs>
       </w:pPr>
       <w:r>
-        <w:t>This means:</w:t>
-      </w:r>
-      <w:r>
-        <w:t xml:space="preserve"> </w:t>
-      </w:r>
-      <w:r>
-        <w:t>Send Service traffic to Pods having app=nginx.</w:t>
+        <w:t>This means: Send Service traffic to Pods having app=nginx.</w:t>
       </w:r>
     </w:p>
     <w:p>
@@ -18123,15 +17936,7 @@
         <w:t>──</w:t>
       </w:r>
       <w:r>
-        <w:t xml:space="preserve"> Pod-</w:t>
-      </w:r>
-      <w:proofErr w:type="gramStart"/>
-      <w:r>
-        <w:t>1  app</w:t>
-      </w:r>
-      <w:proofErr w:type="gramEnd"/>
-      <w:r>
-        <w:t xml:space="preserve">=nginx </w:t>
+        <w:t xml:space="preserve"> Pod-1  app=nginx </w:t>
       </w:r>
       <w:r>
         <w:rPr>
@@ -18163,15 +17968,7 @@
         <w:t>──</w:t>
       </w:r>
       <w:r>
-        <w:t xml:space="preserve"> Pod-</w:t>
-      </w:r>
-      <w:proofErr w:type="gramStart"/>
-      <w:r>
-        <w:t>2  app</w:t>
-      </w:r>
-      <w:proofErr w:type="gramEnd"/>
-      <w:r>
-        <w:t xml:space="preserve">=nginx </w:t>
+        <w:t xml:space="preserve"> Pod-2  app=nginx </w:t>
       </w:r>
       <w:r>
         <w:rPr>
@@ -18203,15 +18000,7 @@
         <w:t>──</w:t>
       </w:r>
       <w:r>
-        <w:t xml:space="preserve"> Pod-</w:t>
-      </w:r>
-      <w:proofErr w:type="gramStart"/>
-      <w:r>
-        <w:t>3  app</w:t>
-      </w:r>
-      <w:proofErr w:type="gramEnd"/>
-      <w:r>
-        <w:t xml:space="preserve">=nginx </w:t>
+        <w:t xml:space="preserve"> Pod-3  app=nginx </w:t>
       </w:r>
       <w:r>
         <w:rPr>
@@ -18228,31 +18017,17 @@
         <w:ind w:left="720"/>
       </w:pPr>
       <w:r>
-        <w:t xml:space="preserve">   </w:t>
-      </w:r>
+        <w:t xml:space="preserve">    └── Pod-4  app=</w:t>
+      </w:r>
+      <w:proofErr w:type="spellStart"/>
+      <w:r>
+        <w:t>redis</w:t>
+      </w:r>
+      <w:proofErr w:type="spellEnd"/>
       <w:r>
         <w:t xml:space="preserve"> </w:t>
       </w:r>
       <w:r>
-        <w:t>└── Pod-</w:t>
-      </w:r>
-      <w:proofErr w:type="gramStart"/>
-      <w:r>
-        <w:t>4  app</w:t>
-      </w:r>
-      <w:proofErr w:type="gramEnd"/>
-      <w:r>
-        <w:t>=</w:t>
-      </w:r>
-      <w:proofErr w:type="spellStart"/>
-      <w:r>
-        <w:t>redis</w:t>
-      </w:r>
-      <w:proofErr w:type="spellEnd"/>
-      <w:r>
-        <w:t xml:space="preserve"> </w:t>
-      </w:r>
-      <w:r>
         <w:rPr>
           <w:rFonts w:ascii="Segoe UI Emoji" w:hAnsi="Segoe UI Emoji" w:cs="Segoe UI Emoji"/>
         </w:rPr>
@@ -18364,6 +18139,7 @@
         <w:rPr>
           <w:b/>
           <w:bCs/>
+          <w:noProof/>
         </w:rPr>
         <w:drawing>
           <wp:inline distT="0" distB="0" distL="0" distR="0" wp14:anchorId="6A4C91E0" wp14:editId="240A017C">
@@ -18416,6 +18192,7 @@
         <w:rPr>
           <w:b/>
           <w:bCs/>
+          <w:noProof/>
         </w:rPr>
         <w:lastRenderedPageBreak/>
         <w:drawing>
@@ -18493,6 +18270,9 @@
         </w:tabs>
       </w:pPr>
       <w:r>
+        <w:rPr>
+          <w:noProof/>
+        </w:rPr>
         <w:drawing>
           <wp:inline distT="0" distB="0" distL="0" distR="0" wp14:anchorId="206F2F8F" wp14:editId="64805338">
             <wp:extent cx="1562235" cy="929721"/>
@@ -18888,6 +18668,7 @@
         <w:rPr>
           <w:b/>
           <w:bCs/>
+          <w:noProof/>
         </w:rPr>
         <w:drawing>
           <wp:inline distT="0" distB="0" distL="0" distR="0" wp14:anchorId="24D9AF07" wp14:editId="4E1C65E6">
@@ -18968,6 +18749,9 @@
         </w:tabs>
       </w:pPr>
       <w:r>
+        <w:rPr>
+          <w:noProof/>
+        </w:rPr>
         <w:drawing>
           <wp:inline distT="0" distB="0" distL="0" distR="0" wp14:anchorId="192CC115" wp14:editId="64F80F34">
             <wp:extent cx="1150720" cy="586791"/>
@@ -19224,6 +19008,9 @@
         </w:tabs>
       </w:pPr>
       <w:r>
+        <w:rPr>
+          <w:noProof/>
+        </w:rPr>
         <w:drawing>
           <wp:inline distT="0" distB="0" distL="0" distR="0" wp14:anchorId="7D2BCBB9" wp14:editId="143377E3">
             <wp:extent cx="1181202" cy="609653"/>
@@ -19278,6 +19065,9 @@
         </w:tabs>
       </w:pPr>
       <w:r>
+        <w:rPr>
+          <w:noProof/>
+        </w:rPr>
         <w:drawing>
           <wp:inline distT="0" distB="0" distL="0" distR="0" wp14:anchorId="7F05BD12" wp14:editId="1A335F6A">
             <wp:extent cx="2842506" cy="2484335"/>
@@ -19475,6 +19265,9 @@
         </w:tabs>
       </w:pPr>
       <w:r>
+        <w:rPr>
+          <w:noProof/>
+        </w:rPr>
         <w:lastRenderedPageBreak/>
         <w:drawing>
           <wp:inline distT="0" distB="0" distL="0" distR="0" wp14:anchorId="086D800E" wp14:editId="6BD65CF8">
@@ -19530,6 +19323,9 @@
         </w:tabs>
       </w:pPr>
       <w:r>
+        <w:rPr>
+          <w:noProof/>
+        </w:rPr>
         <w:drawing>
           <wp:inline distT="0" distB="0" distL="0" distR="0" wp14:anchorId="4E49557F" wp14:editId="6E61C778">
             <wp:extent cx="1104996" cy="266723"/>
@@ -19584,6 +19380,9 @@
         </w:tabs>
       </w:pPr>
       <w:r>
+        <w:rPr>
+          <w:noProof/>
+        </w:rPr>
         <w:drawing>
           <wp:inline distT="0" distB="0" distL="0" distR="0" wp14:anchorId="52914EDB" wp14:editId="2B8B06A5">
             <wp:extent cx="1219306" cy="2141406"/>
@@ -19713,13 +19512,8 @@
           <w:tab w:val="left" w:pos="6067"/>
         </w:tabs>
       </w:pPr>
-      <w:proofErr w:type="gramStart"/>
-      <w:r>
-        <w:t>So</w:t>
-      </w:r>
-      <w:proofErr w:type="gramEnd"/>
-      <w:r>
-        <w:t xml:space="preserve"> you commonly see:</w:t>
+      <w:r>
+        <w:t>So you commonly see:</w:t>
       </w:r>
     </w:p>
     <w:p>
@@ -19836,6 +19630,9 @@
         </w:tabs>
       </w:pPr>
       <w:r>
+        <w:rPr>
+          <w:noProof/>
+        </w:rPr>
         <w:drawing>
           <wp:inline distT="0" distB="0" distL="0" distR="0" wp14:anchorId="741FEEC3" wp14:editId="081797AB">
             <wp:extent cx="1691787" cy="3284505"/>
@@ -19890,6 +19687,9 @@
         </w:tabs>
       </w:pPr>
       <w:r>
+        <w:rPr>
+          <w:noProof/>
+        </w:rPr>
         <w:drawing>
           <wp:inline distT="0" distB="0" distL="0" distR="0" wp14:anchorId="24EF516C" wp14:editId="0C136944">
             <wp:extent cx="2331922" cy="2225233"/>
@@ -20045,6 +19845,9 @@
         </w:tabs>
       </w:pPr>
       <w:r>
+        <w:rPr>
+          <w:noProof/>
+        </w:rPr>
         <w:drawing>
           <wp:inline distT="0" distB="0" distL="0" distR="0" wp14:anchorId="1767D8A2" wp14:editId="05EE7DDF">
             <wp:extent cx="1905165" cy="2095682"/>
@@ -20111,30 +19914,18 @@
         <w:ind w:left="720"/>
       </w:pPr>
       <w:r>
-        <w:t xml:space="preserve">     </w:t>
-      </w:r>
-      <w:r>
-        <w:t xml:space="preserve">   </w:t>
-      </w:r>
-      <w:r>
-        <w:t>|</w:t>
-      </w:r>
-    </w:p>
-    <w:p>
-      <w:pPr>
-        <w:tabs>
-          <w:tab w:val="left" w:pos="6067"/>
-        </w:tabs>
-        <w:ind w:left="720"/>
-      </w:pPr>
-      <w:r>
-        <w:t xml:space="preserve">     </w:t>
-      </w:r>
-      <w:r>
-        <w:t xml:space="preserve">  </w:t>
-      </w:r>
-      <w:r>
-        <w:t>↓</w:t>
+        <w:t xml:space="preserve">        |</w:t>
+      </w:r>
+    </w:p>
+    <w:p>
+      <w:pPr>
+        <w:tabs>
+          <w:tab w:val="left" w:pos="6067"/>
+        </w:tabs>
+        <w:ind w:left="720"/>
+      </w:pPr>
+      <w:r>
+        <w:t xml:space="preserve">       ↓</w:t>
       </w:r>
     </w:p>
     <w:p>
@@ -20156,30 +19947,18 @@
         <w:ind w:left="720"/>
       </w:pPr>
       <w:r>
-        <w:t xml:space="preserve">     </w:t>
-      </w:r>
-      <w:r>
-        <w:t xml:space="preserve">   </w:t>
-      </w:r>
-      <w:r>
-        <w:t>|</w:t>
-      </w:r>
-    </w:p>
-    <w:p>
-      <w:pPr>
-        <w:tabs>
-          <w:tab w:val="left" w:pos="6067"/>
-        </w:tabs>
-        <w:ind w:left="720"/>
-      </w:pPr>
-      <w:r>
-        <w:t xml:space="preserve">     </w:t>
-      </w:r>
-      <w:r>
-        <w:t xml:space="preserve">  </w:t>
-      </w:r>
-      <w:r>
-        <w:t>↓</w:t>
+        <w:t xml:space="preserve">        |</w:t>
+      </w:r>
+    </w:p>
+    <w:p>
+      <w:pPr>
+        <w:tabs>
+          <w:tab w:val="left" w:pos="6067"/>
+        </w:tabs>
+        <w:ind w:left="720"/>
+      </w:pPr>
+      <w:r>
+        <w:t xml:space="preserve">       ↓</w:t>
       </w:r>
     </w:p>
     <w:p>
@@ -20796,6 +20575,9 @@
         </w:tabs>
       </w:pPr>
       <w:r>
+        <w:rPr>
+          <w:noProof/>
+        </w:rPr>
         <w:drawing>
           <wp:inline distT="0" distB="0" distL="0" distR="0" wp14:anchorId="2F68B95F" wp14:editId="5F9C3997">
             <wp:extent cx="2613887" cy="1752752"/>
@@ -20953,13 +20735,7 @@
         <w:ind w:left="720"/>
       </w:pPr>
       <w:r>
-        <w:t xml:space="preserve">  </w:t>
-      </w:r>
-      <w:r>
-        <w:t xml:space="preserve"> </w:t>
-      </w:r>
-      <w:r>
-        <w:t xml:space="preserve"> └── Pod-3</w:t>
+        <w:t xml:space="preserve">    └── Pod-3</w:t>
       </w:r>
     </w:p>
     <w:p>
@@ -21281,10 +21057,7 @@
         <w:ind w:left="720"/>
       </w:pPr>
       <w:r>
-        <w:t xml:space="preserve"> </w:t>
-      </w:r>
-      <w:r>
-        <w:t xml:space="preserve">   └── Pod-3 IP</w:t>
+        <w:t xml:space="preserve">    └── Pod-3 IP</w:t>
       </w:r>
     </w:p>
     <w:p>
@@ -21698,6 +21471,9 @@
         </w:tabs>
       </w:pPr>
       <w:r>
+        <w:rPr>
+          <w:noProof/>
+        </w:rPr>
         <w:drawing>
           <wp:inline distT="0" distB="0" distL="0" distR="0" wp14:anchorId="48522188" wp14:editId="0CA122D6">
             <wp:extent cx="5731510" cy="2600325"/>
@@ -21791,6 +21567,9 @@
         </w:tabs>
       </w:pPr>
       <w:r>
+        <w:rPr>
+          <w:noProof/>
+        </w:rPr>
         <w:drawing>
           <wp:inline distT="0" distB="0" distL="0" distR="0" wp14:anchorId="12D8E3A3" wp14:editId="2E1AC820">
             <wp:extent cx="5731510" cy="2248535"/>
@@ -22180,12 +21959,10 @@
         <w:ind w:left="720"/>
       </w:pPr>
       <w:proofErr w:type="spellStart"/>
-      <w:proofErr w:type="gramStart"/>
       <w:r>
         <w:t>NodeIP:NodePort</w:t>
       </w:r>
       <w:proofErr w:type="spellEnd"/>
-      <w:proofErr w:type="gramEnd"/>
     </w:p>
     <w:p>
       <w:pPr>
@@ -22322,6 +22099,9 @@
         </w:tabs>
       </w:pPr>
       <w:r>
+        <w:rPr>
+          <w:noProof/>
+        </w:rPr>
         <w:lastRenderedPageBreak/>
         <w:drawing>
           <wp:inline distT="0" distB="0" distL="0" distR="0" wp14:anchorId="48DAA5DC" wp14:editId="0719B6ED">
@@ -22377,6 +22157,9 @@
         </w:tabs>
       </w:pPr>
       <w:r>
+        <w:rPr>
+          <w:noProof/>
+        </w:rPr>
         <w:drawing>
           <wp:inline distT="0" distB="0" distL="0" distR="0" wp14:anchorId="05B9242D" wp14:editId="2AAD8E11">
             <wp:extent cx="1379340" cy="2933954"/>
@@ -23392,6 +23175,9 @@
         </w:tabs>
       </w:pPr>
       <w:r>
+        <w:rPr>
+          <w:noProof/>
+        </w:rPr>
         <w:drawing>
           <wp:inline distT="0" distB="0" distL="0" distR="0" wp14:anchorId="63EA4E7B" wp14:editId="2ED1AEDC">
             <wp:extent cx="2766300" cy="2301439"/>
@@ -23446,6 +23232,9 @@
         </w:tabs>
       </w:pPr>
       <w:r>
+        <w:rPr>
+          <w:noProof/>
+        </w:rPr>
         <w:drawing>
           <wp:inline distT="0" distB="0" distL="0" distR="0" wp14:anchorId="75F7CC32" wp14:editId="3E619B0B">
             <wp:extent cx="960203" cy="998307"/>
@@ -23829,6 +23618,238 @@
       <w:proofErr w:type="spellEnd"/>
       <w:r>
         <w:t xml:space="preserve"> delete svc nginx-service</w:t>
+      </w:r>
+    </w:p>
+    <w:p>
+      <w:pPr>
+        <w:tabs>
+          <w:tab w:val="left" w:pos="6067"/>
+        </w:tabs>
+      </w:pPr>
+    </w:p>
+    <w:p>
+      <w:pPr>
+        <w:tabs>
+          <w:tab w:val="left" w:pos="6067"/>
+        </w:tabs>
+      </w:pPr>
+    </w:p>
+    <w:p>
+      <w:pPr>
+        <w:tabs>
+          <w:tab w:val="left" w:pos="6067"/>
+        </w:tabs>
+      </w:pPr>
+    </w:p>
+    <w:p>
+      <w:pPr>
+        <w:tabs>
+          <w:tab w:val="left" w:pos="6067"/>
+        </w:tabs>
+      </w:pPr>
+    </w:p>
+    <w:p>
+      <w:pPr>
+        <w:tabs>
+          <w:tab w:val="left" w:pos="6067"/>
+        </w:tabs>
+      </w:pPr>
+    </w:p>
+    <w:p>
+      <w:pPr>
+        <w:tabs>
+          <w:tab w:val="left" w:pos="6067"/>
+        </w:tabs>
+      </w:pPr>
+    </w:p>
+    <w:p>
+      <w:pPr>
+        <w:tabs>
+          <w:tab w:val="left" w:pos="6067"/>
+        </w:tabs>
+      </w:pPr>
+    </w:p>
+    <w:p>
+      <w:pPr>
+        <w:tabs>
+          <w:tab w:val="left" w:pos="6067"/>
+        </w:tabs>
+      </w:pPr>
+    </w:p>
+    <w:p>
+      <w:pPr>
+        <w:tabs>
+          <w:tab w:val="left" w:pos="6067"/>
+        </w:tabs>
+      </w:pPr>
+    </w:p>
+    <w:p>
+      <w:pPr>
+        <w:tabs>
+          <w:tab w:val="left" w:pos="6067"/>
+        </w:tabs>
+      </w:pPr>
+    </w:p>
+    <w:p>
+      <w:pPr>
+        <w:tabs>
+          <w:tab w:val="left" w:pos="6067"/>
+        </w:tabs>
+        <w:rPr>
+          <w:b/>
+          <w:bCs/>
+          <w:sz w:val="32"/>
+          <w:szCs w:val="32"/>
+        </w:rPr>
+      </w:pPr>
+      <w:r>
+        <w:rPr>
+          <w:b/>
+          <w:bCs/>
+          <w:sz w:val="32"/>
+          <w:szCs w:val="32"/>
+        </w:rPr>
+        <w:lastRenderedPageBreak/>
+        <w:t xml:space="preserve">.) </w:t>
+      </w:r>
+      <w:r>
+        <w:rPr>
+          <w:b/>
+          <w:bCs/>
+          <w:sz w:val="32"/>
+          <w:szCs w:val="32"/>
+        </w:rPr>
+        <w:t> KUBERNETES MONITORING USING PROMETHEUS &amp; GRAFANA</w:t>
+      </w:r>
+    </w:p>
+    <w:p>
+      <w:pPr>
+        <w:pStyle w:val="ListParagraph"/>
+        <w:numPr>
+          <w:ilvl w:val="0"/>
+          <w:numId w:val="20"/>
+        </w:numPr>
+        <w:tabs>
+          <w:tab w:val="left" w:pos="6067"/>
+        </w:tabs>
+      </w:pPr>
+      <w:proofErr w:type="spellStart"/>
+      <w:r>
+        <w:t>Minikube</w:t>
+      </w:r>
+      <w:proofErr w:type="spellEnd"/>
+      <w:r>
+        <w:t xml:space="preserve"> uses Docker driver as default.</w:t>
+      </w:r>
+    </w:p>
+    <w:p>
+      <w:pPr>
+        <w:tabs>
+          <w:tab w:val="left" w:pos="6067"/>
+        </w:tabs>
+      </w:pPr>
+      <w:r>
+        <w:t>```commands```</w:t>
+      </w:r>
+    </w:p>
+    <w:p>
+      <w:pPr>
+        <w:pStyle w:val="ListParagraph"/>
+        <w:numPr>
+          <w:ilvl w:val="0"/>
+          <w:numId w:val="20"/>
+        </w:numPr>
+        <w:tabs>
+          <w:tab w:val="left" w:pos="6067"/>
+        </w:tabs>
+      </w:pPr>
+      <w:proofErr w:type="spellStart"/>
+      <w:r>
+        <w:t>minikube</w:t>
+      </w:r>
+      <w:proofErr w:type="spellEnd"/>
+      <w:r>
+        <w:t xml:space="preserve"> start</w:t>
+      </w:r>
+    </w:p>
+    <w:p>
+      <w:pPr>
+        <w:pStyle w:val="ListParagraph"/>
+        <w:numPr>
+          <w:ilvl w:val="0"/>
+          <w:numId w:val="20"/>
+        </w:numPr>
+        <w:tabs>
+          <w:tab w:val="left" w:pos="6067"/>
+        </w:tabs>
+      </w:pPr>
+      <w:proofErr w:type="spellStart"/>
+      <w:r>
+        <w:t>minikube</w:t>
+      </w:r>
+      <w:proofErr w:type="spellEnd"/>
+      <w:r>
+        <w:t xml:space="preserve"> status</w:t>
+      </w:r>
+    </w:p>
+    <w:p>
+      <w:pPr>
+        <w:pStyle w:val="ListParagraph"/>
+        <w:numPr>
+          <w:ilvl w:val="0"/>
+          <w:numId w:val="20"/>
+        </w:numPr>
+        <w:tabs>
+          <w:tab w:val="left" w:pos="6067"/>
+        </w:tabs>
+      </w:pPr>
+      <w:proofErr w:type="spellStart"/>
+      <w:r>
+        <w:t>winget</w:t>
+      </w:r>
+      <w:proofErr w:type="spellEnd"/>
+      <w:r>
+        <w:t xml:space="preserve"> install </w:t>
+      </w:r>
+      <w:proofErr w:type="spellStart"/>
+      <w:r>
+        <w:t>Helm.Helm</w:t>
+      </w:r>
+      <w:proofErr w:type="spellEnd"/>
+      <w:r>
+        <w:t>: Install Helm</w:t>
+      </w:r>
+    </w:p>
+    <w:p>
+      <w:pPr>
+        <w:pStyle w:val="ListParagraph"/>
+        <w:numPr>
+          <w:ilvl w:val="0"/>
+          <w:numId w:val="20"/>
+        </w:numPr>
+        <w:tabs>
+          <w:tab w:val="left" w:pos="6067"/>
+        </w:tabs>
+      </w:pPr>
+      <w:r>
+        <w:t>helm version: Checks the version of helm</w:t>
+      </w:r>
+    </w:p>
+    <w:p>
+      <w:pPr>
+        <w:tabs>
+          <w:tab w:val="left" w:pos="6067"/>
+        </w:tabs>
+      </w:pPr>
+    </w:p>
+    <w:p>
+      <w:pPr>
+        <w:tabs>
+          <w:tab w:val="left" w:pos="6067"/>
+        </w:tabs>
+      </w:pPr>
+      <w:r>
+        <w:tab/>
       </w:r>
     </w:p>
     <w:p>
@@ -28890,6 +28911,7 @@
   <w:style w:type="paragraph" w:default="1" w:styleId="Normal">
     <w:name w:val="Normal"/>
     <w:qFormat/>
+    <w:rsid w:val="00950CE8"/>
   </w:style>
   <w:style w:type="paragraph" w:styleId="Heading1">
     <w:name w:val="heading 1"/>
@@ -29093,6 +29115,7 @@
   <w:style w:type="character" w:default="1" w:styleId="DefaultParagraphFont">
     <w:name w:val="Default Paragraph Font"/>
     <w:uiPriority w:val="1"/>
+    <w:semiHidden/>
     <w:unhideWhenUsed/>
   </w:style>
   <w:style w:type="table" w:default="1" w:styleId="TableNormal">
